--- a/.claude/agents/documentation-writer.docx
+++ b/.claude/agents/documentation-writer.docx
@@ -29,7 +29,7 @@
         <w:rPr>
           <w:sz w:val="21"/>
         </w:rPr>
-        <w:t>description: Use this agent ONLY when user explicitly requests documentation. Mode A: write new user manual from running app. Mode B: convert .md to DOCX+PDF (KZTEK brand). NEVER auto-activate in other workflows.</w:t>
+        <w:t>description: "PHẢI dùng agent này khi: user nói rõ 'viết tài liệu hướng dẫn', 'tạo user manual', 'làm tài liệu đào tạo', 'chuyển .md sang DOCX/PDF', 'xuất Word/PDF'. Có 2 chế độ: A) viết manual mới từ app đang chạy thật (phải chụp screenshot thực tế), B) convert file .md có sẵn sang DOCX+PDF theo brand KZTEK. KHÔNG dùng khi: workflow khác đang chạy và chỉ cần xuất DOCX như bước phụ (→ agent đó tự gọi script), user hỏi về nội dung tài liệu mà không yêu cầu tạo file (→ trả lời trực tiếp), chỉ cần screenshot UI để đánh giá (→ ux-ui-reviewer)."</w:t>
       </w:r>
     </w:p>
     <w:p>
@@ -587,58 +587,6 @@
     </w:p>
     <w:p>
       <w:pPr>
-        <w:pStyle w:val="Heading4"/>
-      </w:pPr>
-      <w:r>
-        <w:rPr>
-          <w:color w:val="251C53"/>
-          <w:sz w:val="22"/>
-        </w:rPr>
-        <w:t>⚠️ TIỀN ĐIỀU KIỆN BẮT BUỘC — PHẢI KIỂM TRA TRƯỚC KHI CHẠY SCRIPT</w:t>
-      </w:r>
-    </w:p>
-    <w:p>
-      <w:pPr>
-        <w:spacing w:before="80" w:after="80"/>
-        <w:ind w:left="283"/>
-        <w:shd w:val="clear" w:color="auto" w:fill="F4F4F8"/>
-      </w:pPr>
-      <w:r>
-        <w:rPr>
-          <w:rFonts w:ascii="Courier New" w:hAnsi="Courier New"/>
-          <w:color w:val="251C53"/>
-          <w:sz w:val="18"/>
-        </w:rPr>
-        <w:t># 1. Đặt encoding UTF-8 (BẮT BUỘC trên Windows — thiếu sẽ crash khi in tiếng Việt)</w:t>
-        <w:br/>
-        <w:t>$env:PYTHONIOENCODING = "utf-8"</w:t>
-        <w:br/>
-        <w:br/>
-        <w:t># 2. Kiểm tra file output KHÔNG bị mở trong Word/Excel</w:t>
-        <w:br/>
-        <w:t>#    Nếu file đang mở → script sẽ lỗi "[Errno 13] Permission denied"</w:t>
-        <w:br/>
-        <w:t>#    → Đóng file trong Word trước, CHỜ SAU ĐÓ mới chạy script</w:t>
-        <w:br/>
-        <w:t>$outputFile = "docs/user-manuals/MANUAL-ten-file.docx"  # đổi tên phù hợp</w:t>
-        <w:br/>
-        <w:t>try {</w:t>
-        <w:br/>
-        <w:t xml:space="preserve">    $s = [System.IO.File]::Open($outputFile,'Open','ReadWrite','None')</w:t>
-        <w:br/>
-        <w:t xml:space="preserve">    $s.Close()</w:t>
-        <w:br/>
-        <w:t xml:space="preserve">    Write-Host "OK — file không bị lock, có thể chạy script"</w:t>
-        <w:br/>
-        <w:t>} catch {</w:t>
-        <w:br/>
-        <w:t xml:space="preserve">    Write-Error "FILE ĐANG BỊ KHÓA — Đóng file trong Word trước khi tiếp tục"</w:t>
-        <w:br/>
-        <w:t>}</w:t>
-      </w:r>
-    </w:p>
-    <w:p>
-      <w:pPr>
         <w:spacing w:before="40" w:after="40"/>
         <w:ind w:left="567"/>
         <w:pBdr>
@@ -650,7 +598,13 @@
           <w:b/>
           <w:color w:val="4A3F8C"/>
         </w:rPr>
-        <w:t>Lỗi thường gặp trên Windows:</w:t>
+        <w:t>[Progressive Disclosure]</w:t>
+      </w:r>
+      <w:r>
+        <w:rPr>
+          <w:color w:val="4A3F8C"/>
+        </w:rPr>
+        <w:t xml:space="preserve"> Tiền điều kiện Windows (encoding, file lock check), lệnh script đầy đủ (batch/single/export-dir), và các lỗi thường gặp:</w:t>
       </w:r>
     </w:p>
     <w:p>
@@ -665,7 +619,7 @@
         <w:rPr>
           <w:color w:val="4A3F8C"/>
         </w:rPr>
-        <w:t xml:space="preserve">- </w:t>
+        <w:t xml:space="preserve">Đọc </w:t>
       </w:r>
       <w:r>
         <w:rPr>
@@ -673,85 +627,13 @@
           <w:color w:val="F05922"/>
           <w:sz w:val="18"/>
         </w:rPr>
-        <w:t>UnicodeEncodeError: 'charmap'</w:t>
+        <w:t>.claude/agents/references/documentation-writer-screenshot-guide.md</w:t>
       </w:r>
       <w:r>
         <w:rPr>
           <w:color w:val="4A3F8C"/>
         </w:rPr>
-        <w:t xml:space="preserve"> → Thiếu </w:t>
-      </w:r>
-      <w:r>
-        <w:rPr>
-          <w:rFonts w:ascii="Courier New" w:hAnsi="Courier New"/>
-          <w:color w:val="F05922"/>
-          <w:sz w:val="18"/>
-        </w:rPr>
-        <w:t>$env:PYTHONIOENCODING = "utf-8"</w:t>
-      </w:r>
-      <w:r>
-        <w:rPr>
-          <w:color w:val="4A3F8C"/>
-        </w:rPr>
-        <w:t xml:space="preserve"> → thêm vào trước khi chạy</w:t>
-      </w:r>
-    </w:p>
-    <w:p>
-      <w:pPr>
-        <w:spacing w:before="40" w:after="40"/>
-        <w:ind w:left="567"/>
-        <w:pBdr>
-          <w:left w:val="single" w:sz="12" w:space="10" w:color="F05922"/>
-        </w:pBdr>
-      </w:pPr>
-      <w:r>
-        <w:rPr>
-          <w:color w:val="4A3F8C"/>
-        </w:rPr>
-        <w:t xml:space="preserve">- </w:t>
-      </w:r>
-      <w:r>
-        <w:rPr>
-          <w:rFonts w:ascii="Courier New" w:hAnsi="Courier New"/>
-          <w:color w:val="F05922"/>
-          <w:sz w:val="18"/>
-        </w:rPr>
-        <w:t>[Errno 13] Permission denied</w:t>
-      </w:r>
-      <w:r>
-        <w:rPr>
-          <w:color w:val="4A3F8C"/>
-        </w:rPr>
-        <w:t xml:space="preserve"> → File DOCX đang mở trong Word → Đóng lại rồi chạy lại</w:t>
-      </w:r>
-    </w:p>
-    <w:p>
-      <w:pPr>
-        <w:spacing w:before="40" w:after="40"/>
-        <w:ind w:left="567"/>
-        <w:pBdr>
-          <w:left w:val="single" w:sz="12" w:space="10" w:color="F05922"/>
-        </w:pBdr>
-      </w:pPr>
-      <w:r>
-        <w:rPr>
-          <w:color w:val="4A3F8C"/>
-        </w:rPr>
-        <w:t xml:space="preserve">- </w:t>
-      </w:r>
-      <w:r>
-        <w:rPr>
-          <w:rFonts w:ascii="Courier New" w:hAnsi="Courier New"/>
-          <w:color w:val="F05922"/>
-          <w:sz w:val="18"/>
-        </w:rPr>
-        <w:t>(-2147023170, 'The remote procedure call failed')</w:t>
-      </w:r>
-      <w:r>
-        <w:rPr>
-          <w:color w:val="4A3F8C"/>
-        </w:rPr>
-        <w:t xml:space="preserve"> từ docx2pdf → Word COM lỗi tạm thời → kill WINWORD.EXE rồi thử lại; nếu PDF vẫn được tạo ra thì bỏ qua lỗi này</w:t>
+        <w:t xml:space="preserve"> §E khi gặp vấn đề.</w:t>
       </w:r>
     </w:p>
     <w:p>
@@ -766,62 +648,23 @@
           <w:color w:val="251C53"/>
           <w:sz w:val="18"/>
         </w:rPr>
-        <w:t># Cài đặt (lần đầu)</w:t>
+        <w:t># Cú pháp cơ bản (Linux/macOS — không cần set encoding)</w:t>
         <w:br/>
-        <w:t>pip install python-docx Pillow</w:t>
+        <w:t>python scripts/md_to_docx_kztek.py docs/prd/PRD-iled-parking.md</w:t>
         <w:br/>
         <w:br/>
-        <w:t># Chuyển 1 file cụ thể (LUÔN set encoding trước)</w:t>
+        <w:t># Windows — LUÔN set encoding trước</w:t>
         <w:br/>
         <w:t>$env:PYTHONIOENCODING = "utf-8"</w:t>
         <w:br/>
         <w:t>python scripts/md_to_docx_kztek.py docs/prd/PRD-iled-parking.md</w:t>
         <w:br/>
         <w:br/>
-        <w:t># Chuyển 1 file, lưu vào thư mục exports/</w:t>
-        <w:br/>
-        <w:t>$env:PYTHONIOENCODING = "utf-8"</w:t>
-        <w:br/>
-        <w:t>python scripts/md_to_docx_kztek.py docs/prd/PRD-iled-parking.md --output-dir exports/</w:t>
-        <w:br/>
-        <w:br/>
-        <w:t># Chuyển toàn bộ file *.md trong 1 thư mục</w:t>
-        <w:br/>
-        <w:t>$env:PYTHONIOENCODING = "utf-8"</w:t>
-        <w:br/>
-        <w:t>python scripts/md_to_docx_kztek.py docs/prd/ --batch</w:t>
-        <w:br/>
-        <w:br/>
-        <w:t># Chuyển nhiều file, chỉ DOCX (bỏ PDF)</w:t>
-        <w:br/>
-        <w:t>$env:PYTHONIOENCODING = "utf-8"</w:t>
-        <w:br/>
-        <w:t>python scripts/md_to_docx_kztek.py docs/prd/PRD-x.md docs/user-stories/US-001.md --no-pdf</w:t>
-        <w:br/>
-        <w:br/>
-        <w:t># Chuyển toàn bộ tài liệu dự án</w:t>
+        <w:t># Batch toàn bộ thư mục</w:t>
         <w:br/>
         <w:t>$env:PYTHONIOENCODING = "utf-8"</w:t>
         <w:br/>
         <w:t>python scripts/md_to_docx_kztek.py docs/ --batch --output-dir exports/</w:t>
-        <w:br/>
-        <w:br/>
-        <w:t># Nếu file output bị lock → xuất ra thư mục tạm rồi copy sau</w:t>
-        <w:br/>
-        <w:t>$env:PYTHONIOENCODING = "utf-8"</w:t>
-        <w:br/>
-        <w:t>python scripts/md_to_docx_kztek.py docs/user-manuals/MANUAL-x.md --output-dir docs/user-manuals/temp_out</w:t>
-        <w:br/>
-        <w:t># Sau khi user đóng file: Copy-Item temp_out\*.docx, temp_out\*.pdf → thư mục đích; Remove-Item temp_out -Recurse</w:t>
-        <w:br/>
-        <w:br/>
-        <w:t># Cài thêm để xuất PDF (chọn 1)</w:t>
-        <w:br/>
-        <w:t>pip install docx2pdf          # Windows / macOS (cần MS Word)</w:t>
-        <w:br/>
-        <w:t># hoặc</w:t>
-        <w:br/>
-        <w:t># sudo apt install libreoffice  # Linux</w:t>
       </w:r>
     </w:p>
     <w:p>
@@ -2746,36 +2589,53 @@
     </w:p>
     <w:p>
       <w:pPr>
-        <w:spacing w:before="80" w:after="80"/>
-        <w:ind w:left="283"/>
-        <w:shd w:val="clear" w:color="auto" w:fill="F4F4F8"/>
-      </w:pPr>
+        <w:spacing w:before="40" w:after="40"/>
+        <w:ind w:left="567"/>
+        <w:pBdr>
+          <w:left w:val="single" w:sz="12" w:space="10" w:color="F05922"/>
+        </w:pBdr>
+      </w:pPr>
+      <w:r>
+        <w:rPr>
+          <w:b/>
+          <w:color w:val="4A3F8C"/>
+        </w:rPr>
+        <w:t>[Progressive Disclosure]</w:t>
+      </w:r>
+      <w:r>
+        <w:rPr>
+          <w:color w:val="4A3F8C"/>
+        </w:rPr>
+        <w:t xml:space="preserve"> Script build, khởi động, và xác nhận chi tiết:</w:t>
+      </w:r>
+    </w:p>
+    <w:p>
+      <w:pPr>
+        <w:spacing w:before="40" w:after="40"/>
+        <w:ind w:left="567"/>
+        <w:pBdr>
+          <w:left w:val="single" w:sz="12" w:space="10" w:color="F05922"/>
+        </w:pBdr>
+      </w:pPr>
+      <w:r>
+        <w:rPr>
+          <w:color w:val="4A3F8C"/>
+        </w:rPr>
+        <w:t xml:space="preserve">Đọc </w:t>
+      </w:r>
       <w:r>
         <w:rPr>
           <w:rFonts w:ascii="Courier New" w:hAnsi="Courier New"/>
-          <w:color w:val="251C53"/>
+          <w:color w:val="F05922"/>
           <w:sz w:val="18"/>
         </w:rPr>
-        <w:t># Phương án 1: Dùng build.ps1 nếu có sẵn trong project</w:t>
-        <w:br/>
-        <w:t>.\build.ps1</w:t>
-        <w:br/>
-        <w:br/>
-        <w:t># Phương án 2: dotnet publish (tạo thư mục publish sạch)</w:t>
-        <w:br/>
-        <w:t>dotnet publish -c Release -o ./publish</w:t>
-        <w:br/>
-        <w:br/>
-        <w:t># Phương án 3: MSBuild trực tiếp</w:t>
-        <w:br/>
-        <w:t>msbuild /p:Configuration=Release /p:OutputPath=./bin/Release/</w:t>
-        <w:br/>
-        <w:br/>
-        <w:t># Xác nhận build thành công</w:t>
-        <w:br/>
-        <w:t>Get-ChildItem -Path "./publish","./bin/Release" -Filter "*.exe" -Recurse |</w:t>
-        <w:br/>
-        <w:t xml:space="preserve">    Select-Object Name, LastWriteTime, @{N='SizeMB';E={[Math]::Round($_.Length/1MB,2)}}</w:t>
+        <w:t>.claude/agents/references/documentation-writer-screenshot-guide.md</w:t>
+      </w:r>
+      <w:r>
+        <w:rPr>
+          <w:color w:val="4A3F8C"/>
+        </w:rPr>
+        <w:t xml:space="preserve"> §A + §B khi thực hiện bước này.</w:t>
       </w:r>
     </w:p>
     <w:p>
@@ -2871,63 +2731,65 @@
     </w:p>
     <w:p>
       <w:pPr>
-        <w:spacing w:before="80" w:after="80"/>
-        <w:ind w:left="283"/>
-        <w:shd w:val="clear" w:color="auto" w:fill="F4F4F8"/>
-      </w:pPr>
-      <w:r>
-        <w:rPr>
-          <w:rFonts w:ascii="Courier New" w:hAnsi="Courier New"/>
+        <w:pStyle w:val="Heading4"/>
+      </w:pPr>
+      <w:r>
+        <w:rPr>
           <w:color w:val="251C53"/>
-          <w:sz w:val="18"/>
-        </w:rPr>
-        <w:t># Khởi động ứng dụng Release</w:t>
-        <w:br/>
-        <w:t>$app = Start-Process ".\publish\[AppName].exe" -PassThru</w:t>
-        <w:br/>
-        <w:t>Start-Sleep -Seconds 4</w:t>
-        <w:br/>
-        <w:t># Xác nhận process đang chạy</w:t>
-        <w:br/>
-        <w:t>if ($app.HasExited) { Write-Error "ỨNG DỤNG KHÔNG KHỞI ĐỘNG ĐƯỢC — DỪNG LẠI" }</w:t>
-        <w:br/>
-        <w:t>else { Write-Host "✅ Ứng dụng đang chạy — PID: $($app.Id)" }</w:t>
+          <w:sz w:val="22"/>
+        </w:rPr>
+        <w:t>Nếu là ứng dụng Web</w:t>
       </w:r>
     </w:p>
     <w:p>
       <w:pPr>
-        <w:pStyle w:val="Heading4"/>
-      </w:pPr>
-      <w:r>
-        <w:rPr>
-          <w:color w:val="251C53"/>
-          <w:sz w:val="22"/>
-        </w:rPr>
-        <w:t>Nếu là ứng dụng Web</w:t>
+        <w:spacing w:before="40" w:after="40"/>
+        <w:ind w:left="567"/>
+        <w:pBdr>
+          <w:left w:val="single" w:sz="12" w:space="10" w:color="F05922"/>
+        </w:pBdr>
+      </w:pPr>
+      <w:r>
+        <w:rPr>
+          <w:b/>
+          <w:color w:val="4A3F8C"/>
+        </w:rPr>
+        <w:t>[Progressive Disclosure]</w:t>
+      </w:r>
+      <w:r>
+        <w:rPr>
+          <w:color w:val="4A3F8C"/>
+        </w:rPr>
+        <w:t xml:space="preserve"> Script khởi động và kiểm tra HTTP 200:</w:t>
       </w:r>
     </w:p>
     <w:p>
       <w:pPr>
-        <w:spacing w:before="80" w:after="80"/>
-        <w:ind w:left="283"/>
-        <w:shd w:val="clear" w:color="auto" w:fill="F4F4F8"/>
-      </w:pPr>
+        <w:spacing w:before="40" w:after="40"/>
+        <w:ind w:left="567"/>
+        <w:pBdr>
+          <w:left w:val="single" w:sz="12" w:space="10" w:color="F05922"/>
+        </w:pBdr>
+      </w:pPr>
+      <w:r>
+        <w:rPr>
+          <w:color w:val="4A3F8C"/>
+        </w:rPr>
+        <w:t xml:space="preserve">Đọc </w:t>
+      </w:r>
       <w:r>
         <w:rPr>
           <w:rFonts w:ascii="Courier New" w:hAnsi="Courier New"/>
-          <w:color w:val="251C53"/>
+          <w:color w:val="F05922"/>
           <w:sz w:val="18"/>
         </w:rPr>
-        <w:t># Khởi động server local</w:t>
-        <w:br/>
-        <w:t>npm run dev        # hoặc: python manage.py runserver / dotnet run / ...</w:t>
-        <w:br/>
-        <w:br/>
-        <w:t># Xác nhận đang chạy — phải trả về HTTP 200</w:t>
-        <w:br/>
-        <w:t>curl -s -o /dev/null -w "%{http_code}" http://localhost:3000/</w:t>
-        <w:br/>
-        <w:t># Kết quả phải là: 200</w:t>
+        <w:t>.claude/agents/references/documentation-writer-screenshot-guide.md</w:t>
+      </w:r>
+      <w:r>
+        <w:rPr>
+          <w:color w:val="4A3F8C"/>
+        </w:rPr>
+        <w:t xml:space="preserve"> §B.</w:t>
       </w:r>
     </w:p>
     <w:p>
@@ -3029,67 +2891,58 @@
           <w:color w:val="251C53"/>
           <w:sz w:val="22"/>
         </w:rPr>
-        <w:t>Với Windows Forms — quét source code để lập danh sách</w:t>
+        <w:t>Quét danh sách màn hình theo loại ứng dụng</w:t>
       </w:r>
     </w:p>
     <w:p>
       <w:pPr>
-        <w:spacing w:before="80" w:after="80"/>
-        <w:ind w:left="283"/>
-        <w:shd w:val="clear" w:color="auto" w:fill="F4F4F8"/>
-      </w:pPr>
-      <w:r>
-        <w:rPr>
-          <w:rFonts w:ascii="Courier New" w:hAnsi="Courier New"/>
-          <w:color w:val="251C53"/>
-          <w:sz w:val="18"/>
-        </w:rPr>
-        <w:t># Liệt kê tất cả Form trong project</w:t>
-        <w:br/>
-        <w:t>Get-ChildItem -Recurse -Filter "*.cs" |</w:t>
-        <w:br/>
-        <w:t xml:space="preserve">    Select-String -Pattern "class \w+ *: *(Form|UserControl|MetroForm|BaseForm)" |</w:t>
-        <w:br/>
-        <w:t xml:space="preserve">    ForEach-Object { "$($_.Filename):$($_.LineNumber) — $($_.Line.Trim())" }</w:t>
-        <w:br/>
-        <w:br/>
-        <w:t># Liệt kê tất cả file .Designer.cs (mỗi file = 1 Form/Control)</w:t>
-        <w:br/>
-        <w:t>Get-ChildItem -Recurse -Filter "*.Designer.cs" | Select-Object Name</w:t>
+        <w:spacing w:before="40" w:after="40"/>
+        <w:ind w:left="567"/>
+        <w:pBdr>
+          <w:left w:val="single" w:sz="12" w:space="10" w:color="F05922"/>
+        </w:pBdr>
+      </w:pPr>
+      <w:r>
+        <w:rPr>
+          <w:b/>
+          <w:color w:val="4A3F8C"/>
+        </w:rPr>
+        <w:t>[Progressive Disclosure]</w:t>
+      </w:r>
+      <w:r>
+        <w:rPr>
+          <w:color w:val="4A3F8C"/>
+        </w:rPr>
+        <w:t xml:space="preserve"> Lệnh PowerShell đầy đủ để quét Forms (WinForms) và routes (Web/ASP.NET):</w:t>
       </w:r>
     </w:p>
     <w:p>
       <w:pPr>
-        <w:pStyle w:val="Heading4"/>
-      </w:pPr>
-      <w:r>
-        <w:rPr>
-          <w:color w:val="251C53"/>
-          <w:sz w:val="22"/>
-        </w:rPr>
-        <w:t>Với ứng dụng Web — quét routes</w:t>
-      </w:r>
-    </w:p>
-    <w:p>
-      <w:pPr>
-        <w:spacing w:before="80" w:after="80"/>
-        <w:ind w:left="283"/>
-        <w:shd w:val="clear" w:color="auto" w:fill="F4F4F8"/>
-      </w:pPr>
+        <w:spacing w:before="40" w:after="40"/>
+        <w:ind w:left="567"/>
+        <w:pBdr>
+          <w:left w:val="single" w:sz="12" w:space="10" w:color="F05922"/>
+        </w:pBdr>
+      </w:pPr>
+      <w:r>
+        <w:rPr>
+          <w:color w:val="4A3F8C"/>
+        </w:rPr>
+        <w:t xml:space="preserve">Đọc </w:t>
+      </w:r>
       <w:r>
         <w:rPr>
           <w:rFonts w:ascii="Courier New" w:hAnsi="Courier New"/>
-          <w:color w:val="251C53"/>
+          <w:color w:val="F05922"/>
           <w:sz w:val="18"/>
         </w:rPr>
-        <w:t># Next.js / React Router</w:t>
-        <w:br/>
-        <w:t>Get-ChildItem -Recurse -Include "*.tsx","*.jsx" -Path "src/pages","src/app","src/routes"</w:t>
-        <w:br/>
-        <w:br/>
-        <w:t># ASP.NET MVC</w:t>
-        <w:br/>
-        <w:t>Get-ChildItem -Recurse -Filter "*.cshtml" | Select-Object FullName</w:t>
+        <w:t>.claude/agents/references/documentation-writer-screenshot-guide.md</w:t>
+      </w:r>
+      <w:r>
+        <w:rPr>
+          <w:color w:val="4A3F8C"/>
+        </w:rPr>
+        <w:t xml:space="preserve"> §F.</w:t>
       </w:r>
     </w:p>
     <w:p>
@@ -4062,188 +3915,58 @@
           <w:color w:val="251C53"/>
           <w:sz w:val="22"/>
         </w:rPr>
-        <w:t>Cách chụp Windows Forms (dùng tool tích hợp Windows)</w:t>
+        <w:t>Cách chụp màn hình</w:t>
       </w:r>
     </w:p>
     <w:p>
       <w:pPr>
-        <w:spacing w:before="80" w:after="80"/>
-        <w:ind w:left="283"/>
-        <w:shd w:val="clear" w:color="auto" w:fill="F4F4F8"/>
-      </w:pPr>
-      <w:r>
-        <w:rPr>
-          <w:rFonts w:ascii="Courier New" w:hAnsi="Courier New"/>
-          <w:color w:val="251C53"/>
-          <w:sz w:val="18"/>
-        </w:rPr>
-        <w:t># Chụp cửa sổ WinForms bằng PowerShell + .NET</w:t>
-        <w:br/>
-        <w:t>Add-Type -AssemblyName System.Windows.Forms</w:t>
-        <w:br/>
-        <w:t>Add-Type -AssemblyName System.Drawing</w:t>
-        <w:br/>
-        <w:br/>
-        <w:t>function Capture-Window {</w:t>
-        <w:br/>
-        <w:t xml:space="preserve">    param([string]$ProcessName, [string]$OutputPath)</w:t>
-        <w:br/>
-        <w:t xml:space="preserve">    $proc = Get-Process -Name $ProcessName -ErrorAction SilentlyContinue | Select-Object -First 1</w:t>
-        <w:br/>
-        <w:t xml:space="preserve">    if (-not $proc) { Write-Host "Không tìm thấy process: $ProcessName"; return }</w:t>
-        <w:br/>
-        <w:br/>
-        <w:t xml:space="preserve">    $hwnd = $proc.MainWindowHandle</w:t>
-        <w:br/>
-        <w:t xml:space="preserve">    Add-Type @"</w:t>
-        <w:br/>
-        <w:t>using System;</w:t>
-        <w:br/>
-        <w:t>using System.Drawing;</w:t>
-        <w:br/>
-        <w:t>using System.Runtime.InteropServices;</w:t>
-        <w:br/>
-        <w:t>public class WinCapture {</w:t>
-        <w:br/>
-        <w:t xml:space="preserve">    [DllImport("user32.dll")] public static extern bool GetWindowRect(IntPtr h, out RECT r);</w:t>
-        <w:br/>
-        <w:t xml:space="preserve">    [DllImport("user32.dll")] public static extern bool SetForegroundWindow(IntPtr h);</w:t>
-        <w:br/>
-        <w:t xml:space="preserve">    public struct RECT { public int Left, Top, Right, Bottom; }</w:t>
-        <w:br/>
-        <w:t xml:space="preserve">    public static Bitmap Capture(IntPtr hwnd) {</w:t>
-        <w:br/>
-        <w:t xml:space="preserve">        SetForegroundWindow(hwnd);</w:t>
-        <w:br/>
-        <w:t xml:space="preserve">        RECT r; GetWindowRect(hwnd, out r);</w:t>
-        <w:br/>
-        <w:t xml:space="preserve">        var bmp = new Bitmap(r.Right-r.Left, r.Bottom-r.Top);</w:t>
-        <w:br/>
-        <w:t xml:space="preserve">        using (var g = Graphics.FromImage(bmp))</w:t>
-        <w:br/>
-        <w:t xml:space="preserve">            g.CopyFromScreen(r.Left, r.Top, 0, 0, bmp.Size);</w:t>
-        <w:br/>
-        <w:t xml:space="preserve">        return bmp;</w:t>
-        <w:br/>
-        <w:t xml:space="preserve">    }</w:t>
-        <w:br/>
-        <w:t>}</w:t>
-        <w:br/>
-        <w:t>"@</w:t>
-        <w:br/>
-        <w:t xml:space="preserve">    $bmp = [WinCapture]::Capture($hwnd)</w:t>
-        <w:br/>
-        <w:t xml:space="preserve">    $bmp.Save($OutputPath, [System.Drawing.Imaging.ImageFormat]::Png)</w:t>
-        <w:br/>
-        <w:t xml:space="preserve">    $bmp.Dispose()</w:t>
-        <w:br/>
-        <w:t xml:space="preserve">    Write-Host "Đã chụp: $OutputPath"</w:t>
-        <w:br/>
-        <w:t>}</w:t>
-        <w:br/>
-        <w:br/>
-        <w:t># Ví dụ sử dụng</w:t>
-        <w:br/>
-        <w:t>$screenshotDir = "docs\user-manuals\screenshots"</w:t>
-        <w:br/>
-        <w:t>New-Item -ItemType Directory -Force -Path $screenshotDir | Out-Null</w:t>
-        <w:br/>
-        <w:br/>
-        <w:t># Khởi động app</w:t>
-        <w:br/>
-        <w:t>$app = Start-Process ".\publish\[AppName].exe" -PassThru</w:t>
-        <w:br/>
-        <w:t>Start-Sleep -Seconds 3</w:t>
-        <w:br/>
-        <w:br/>
-        <w:t># Chụp màn hình mặc định</w:t>
-        <w:br/>
-        <w:t>Capture-Window -ProcessName "[AppName]" -OutputPath "$screenshotDir\main-default.png"</w:t>
+        <w:spacing w:before="40" w:after="40"/>
+        <w:ind w:left="567"/>
+        <w:pBdr>
+          <w:left w:val="single" w:sz="12" w:space="10" w:color="F05922"/>
+        </w:pBdr>
+      </w:pPr>
+      <w:r>
+        <w:rPr>
+          <w:b/>
+          <w:color w:val="4A3F8C"/>
+        </w:rPr>
+        <w:t>[Progressive Disclosure]</w:t>
+      </w:r>
+      <w:r>
+        <w:rPr>
+          <w:color w:val="4A3F8C"/>
+        </w:rPr>
+        <w:t xml:space="preserve"> Script PowerShell chụp WinForms và script Playwright chụp Web app đầy đủ:</w:t>
       </w:r>
     </w:p>
     <w:p>
       <w:pPr>
-        <w:pStyle w:val="Heading4"/>
-      </w:pPr>
-      <w:r>
-        <w:rPr>
-          <w:color w:val="251C53"/>
-          <w:sz w:val="22"/>
-        </w:rPr>
-        <w:t>Với ứng dụng Web — dùng Playwright</w:t>
-      </w:r>
-    </w:p>
-    <w:p>
-      <w:pPr>
-        <w:spacing w:before="80" w:after="80"/>
-        <w:ind w:left="283"/>
-        <w:shd w:val="clear" w:color="auto" w:fill="F4F4F8"/>
-      </w:pPr>
+        <w:spacing w:before="40" w:after="40"/>
+        <w:ind w:left="567"/>
+        <w:pBdr>
+          <w:left w:val="single" w:sz="12" w:space="10" w:color="F05922"/>
+        </w:pBdr>
+      </w:pPr>
+      <w:r>
+        <w:rPr>
+          <w:color w:val="4A3F8C"/>
+        </w:rPr>
+        <w:t xml:space="preserve">Đọc </w:t>
+      </w:r>
       <w:r>
         <w:rPr>
           <w:rFonts w:ascii="Courier New" w:hAnsi="Courier New"/>
-          <w:color w:val="251C53"/>
+          <w:color w:val="F05922"/>
           <w:sz w:val="18"/>
         </w:rPr>
-        <w:t>pip install playwright &amp;&amp; playwright install chromium</w:t>
-        <w:br/>
-        <w:br/>
-        <w:t># Script chụp nhiều màn hình web</w:t>
-        <w:br/>
-        <w:t>python - &lt;&lt;'PYEOF'</w:t>
-        <w:br/>
-        <w:t>from playwright.sync_api import sync_playwright</w:t>
-        <w:br/>
-        <w:t>import os</w:t>
-        <w:br/>
-        <w:br/>
-        <w:t>SCREENS = [</w:t>
-        <w:br/>
-        <w:t xml:space="preserve">    # (route, tên_file, mô_tả)</w:t>
-        <w:br/>
-        <w:t xml:space="preserve">    ("/",              "home-default",        "Trang chủ"),</w:t>
-        <w:br/>
-        <w:t xml:space="preserve">    ("/login",         "login-default",       "Đăng nhập — mặc định"),</w:t>
-        <w:br/>
-        <w:t xml:space="preserve">    ("/login",         "login-error",         "Đăng nhập — lỗi"),</w:t>
-        <w:br/>
-        <w:t xml:space="preserve">    ("/dashboard",     "dashboard-default",   "Dashboard"),</w:t>
-        <w:br/>
-        <w:t xml:space="preserve">    # ... thêm TẤT CẢ route ở đây</w:t>
-        <w:br/>
-        <w:t>]</w:t>
-        <w:br/>
-        <w:br/>
-        <w:t>BASE_URL = "http://localhost:3000"</w:t>
-        <w:br/>
-        <w:t>OUT_DIR  = "docs/user-manuals/screenshots"</w:t>
-        <w:br/>
-        <w:t>os.makedirs(OUT_DIR, exist_ok=True)</w:t>
-        <w:br/>
-        <w:br/>
-        <w:t>with sync_playwright() as p:</w:t>
-        <w:br/>
-        <w:t xml:space="preserve">    browser = p.chromium.launch()</w:t>
-        <w:br/>
-        <w:t xml:space="preserve">    page = browser.new_page(viewport={"width": 1366, "height": 768})</w:t>
-        <w:br/>
-        <w:t xml:space="preserve">    for route, fname, desc in SCREENS:</w:t>
-        <w:br/>
-        <w:t xml:space="preserve">        page.goto(f"{BASE_URL}{route}")</w:t>
-        <w:br/>
-        <w:t xml:space="preserve">        page.wait_for_load_state("networkidle")</w:t>
-        <w:br/>
-        <w:t xml:space="preserve">        path = f"{OUT_DIR}/{fname}.png"</w:t>
-        <w:br/>
-        <w:t xml:space="preserve">        page.screenshot(path=path, full_page=True)</w:t>
-        <w:br/>
-        <w:t xml:space="preserve">        print(f"✅ {desc:30s} → {path}")</w:t>
-        <w:br/>
-        <w:t xml:space="preserve">    browser.close()</w:t>
-        <w:br/>
-        <w:t>print(f"\nHoàn thành: {len(SCREENS)} screenshots")</w:t>
-        <w:br/>
-        <w:t>PYEOF</w:t>
+        <w:t>.claude/agents/references/documentation-writer-screenshot-guide.md</w:t>
+      </w:r>
+      <w:r>
+        <w:rPr>
+          <w:color w:val="4A3F8C"/>
+        </w:rPr>
+        <w:t xml:space="preserve"> §C (WinForms) hoặc §D (Web) khi thực hiện bước này.</w:t>
       </w:r>
     </w:p>
     <w:p>
@@ -5195,14 +4918,7 @@
           <w:color w:val="251C53"/>
           <w:sz w:val="18"/>
         </w:rPr>
-        <w:t># Cài đặt thư viện (lần đầu)</w:t>
-        <w:br/>
-        <w:t>pip install python-docx Pillow</w:t>
-        <w:br/>
-        <w:br/>
-        <w:t># Chạy script — BẮT BUỘC set encoding trước</w:t>
-        <w:br/>
-        <w:t>$env:PYTHONIOENCODING = "utf-8"</w:t>
+        <w:t>$env:PYTHONIOENCODING = "utf-8"   # Windows: bắt buộc</w:t>
         <w:br/>
         <w:t>python scripts/md_to_docx_kztek.py docs/user-manuals/MANUAL-[feature-slug].md</w:t>
       </w:r>
@@ -5215,95 +4931,7 @@
         <w:rPr>
           <w:sz w:val="21"/>
         </w:rPr>
-        <w:t xml:space="preserve">Script </w:t>
-      </w:r>
-      <w:r>
-        <w:rPr>
-          <w:rFonts w:ascii="Courier New" w:hAnsi="Courier New"/>
-          <w:color w:val="F05922"/>
-          <w:sz w:val="18"/>
-        </w:rPr>
-        <w:t>scripts/md_to_docx_kztek.py</w:t>
-      </w:r>
-      <w:r>
-        <w:rPr>
-          <w:sz w:val="21"/>
-        </w:rPr>
-        <w:t xml:space="preserve"> tự động áp dụng:</w:t>
-      </w:r>
-    </w:p>
-    <w:p>
-      <w:pPr>
-        <w:pStyle w:val="ListBullet"/>
-        <w:spacing w:after="20"/>
-        <w:ind w:left="283"/>
-      </w:pPr>
-      <w:r>
-        <w:rPr>
-          <w:sz w:val="21"/>
-        </w:rPr>
-        <w:t>Logo KZTEK góc trên bên trái header</w:t>
-      </w:r>
-    </w:p>
-    <w:p>
-      <w:pPr>
-        <w:pStyle w:val="ListBullet"/>
-        <w:spacing w:after="20"/>
-        <w:ind w:left="283"/>
-      </w:pPr>
-      <w:r>
-        <w:rPr>
-          <w:sz w:val="21"/>
-        </w:rPr>
-        <w:t xml:space="preserve">Màu heading Navy </w:t>
-      </w:r>
-      <w:r>
-        <w:rPr>
-          <w:rFonts w:ascii="Courier New" w:hAnsi="Courier New"/>
-          <w:color w:val="F05922"/>
-          <w:sz w:val="21"/>
-        </w:rPr>
-        <w:t>#251C53</w:t>
-      </w:r>
-      <w:r>
-        <w:rPr>
-          <w:sz w:val="21"/>
-        </w:rPr>
-        <w:t xml:space="preserve">, accent Cam </w:t>
-      </w:r>
-      <w:r>
-        <w:rPr>
-          <w:rFonts w:ascii="Courier New" w:hAnsi="Courier New"/>
-          <w:color w:val="F05922"/>
-          <w:sz w:val="21"/>
-        </w:rPr>
-        <w:t>#F05922</w:t>
-      </w:r>
-    </w:p>
-    <w:p>
-      <w:pPr>
-        <w:pStyle w:val="ListBullet"/>
-        <w:spacing w:after="20"/>
-        <w:ind w:left="283"/>
-      </w:pPr>
-      <w:r>
-        <w:rPr>
-          <w:sz w:val="21"/>
-        </w:rPr>
-        <w:t>Header bảng nền Navy, chữ trắng</w:t>
-      </w:r>
-    </w:p>
-    <w:p>
-      <w:pPr>
-        <w:pStyle w:val="ListBullet"/>
-        <w:spacing w:after="20"/>
-        <w:ind w:left="283"/>
-      </w:pPr>
-      <w:r>
-        <w:rPr>
-          <w:sz w:val="21"/>
-        </w:rPr>
-        <w:t>Font, margin, page size chuẩn</w:t>
+        <w:t>Script tự động áp dụng logo KZTEK, màu Navy/Cam, font, margin chuẩn.</w:t>
       </w:r>
     </w:p>
     <w:p>
@@ -5339,27 +4967,60 @@
           <w:color w:val="251C53"/>
           <w:sz w:val="18"/>
         </w:rPr>
-        <w:t># Phương án 1: docx2pdf (Windows/macOS — cần MS Word)</w:t>
-        <w:br/>
-        <w:t>pip install docx2pdf</w:t>
-        <w:br/>
-        <w:t>$env:PYTHONIOENCODING = "utf-8"</w:t>
-        <w:br/>
-        <w:t>python scripts/md_to_docx_kztek.py docs/user-manuals/MANUAL-[feature-slug].md</w:t>
-        <w:br/>
-        <w:t># (script tự động xuất PDF nếu docx2pdf đã cài)</w:t>
-        <w:br/>
-        <w:br/>
-        <w:t># Phương án 2: LibreOffice (Linux)</w:t>
+        <w:t># Linux (LibreOffice)</w:t>
         <w:br/>
         <w:t>soffice --headless --convert-to pdf docs/user-manuals/MANUAL-[feature-slug].docx --outdir docs/user-manuals/</w:t>
-        <w:br/>
-        <w:br/>
-        <w:t># Phương án 3: pypandoc (cần pandoc + LaTeX)</w:t>
-        <w:br/>
-        <w:t>pip install pypandoc</w:t>
-        <w:br/>
-        <w:t>python -c "import pypandoc; pypandoc.convert_file('docs/user-manuals/MANUAL-[feature-slug].md', 'pdf', outputfile='docs/user-manuals/MANUAL-[feature-slug].pdf', extra_args=['--pdf-engine=xelatex'])"</w:t>
+      </w:r>
+    </w:p>
+    <w:p>
+      <w:pPr>
+        <w:spacing w:before="40" w:after="40"/>
+        <w:ind w:left="567"/>
+        <w:pBdr>
+          <w:left w:val="single" w:sz="12" w:space="10" w:color="F05922"/>
+        </w:pBdr>
+      </w:pPr>
+      <w:r>
+        <w:rPr>
+          <w:b/>
+          <w:color w:val="4A3F8C"/>
+        </w:rPr>
+        <w:t>[Progressive Disclosure]</w:t>
+      </w:r>
+      <w:r>
+        <w:rPr>
+          <w:color w:val="4A3F8C"/>
+        </w:rPr>
+        <w:t xml:space="preserve"> Các phương án xuất PDF (docx2pdf, pypandoc, LibreOffice) và xử lý lỗi:</w:t>
+      </w:r>
+    </w:p>
+    <w:p>
+      <w:pPr>
+        <w:spacing w:before="40" w:after="40"/>
+        <w:ind w:left="567"/>
+        <w:pBdr>
+          <w:left w:val="single" w:sz="12" w:space="10" w:color="F05922"/>
+        </w:pBdr>
+      </w:pPr>
+      <w:r>
+        <w:rPr>
+          <w:color w:val="4A3F8C"/>
+        </w:rPr>
+        <w:t xml:space="preserve">Đọc </w:t>
+      </w:r>
+      <w:r>
+        <w:rPr>
+          <w:rFonts w:ascii="Courier New" w:hAnsi="Courier New"/>
+          <w:color w:val="F05922"/>
+          <w:sz w:val="18"/>
+        </w:rPr>
+        <w:t>.claude/agents/references/documentation-writer-screenshot-guide.md</w:t>
+      </w:r>
+      <w:r>
+        <w:rPr>
+          <w:color w:val="4A3F8C"/>
+        </w:rPr>
+        <w:t xml:space="preserve"> §G.</w:t>
       </w:r>
     </w:p>
     <w:p>
